--- a/example_articles/race_ethnicity/White/5.race_ethnicity_White_Other_publisher.docx
+++ b/example_articles/race_ethnicity/White/5.race_ethnicity_White_Other_publisher.docx
@@ -32,12 +32,12 @@
     </w:p>
     <w:p>
       <w:r>
-        <w:t>Extracted race/ethnicity: White (specifically "white-working-class" or "blue-collar whites")</w:t>
+        <w:t>Raw race_ethnicity result: White (specifically "white-working-class" or "blue-collar whites")</w:t>
       </w:r>
     </w:p>
     <w:p>
       <w:r>
-        <w:t>Race/Ethnicity (Standardized): White</w:t>
+        <w:t>race_ethnicity_stand_flat (Standardized): White</w:t>
       </w:r>
     </w:p>
     <w:p>

--- a/example_articles/race_ethnicity/White/5.race_ethnicity_White_Other_publisher.docx
+++ b/example_articles/race_ethnicity/White/5.race_ethnicity_White_Other_publisher.docx
@@ -27,17 +27,17 @@
     </w:p>
     <w:p>
       <w:r>
-        <w:t>Source File: Other publishers/Files (500) (27).DOCX</w:t>
+        <w:t>Source file: Other publishers/Files (500) (27).DOCX</w:t>
       </w:r>
     </w:p>
     <w:p>
       <w:r>
-        <w:t>Raw race_ethnicity result: White (specifically "white-working-class" or "blue-collar whites")</w:t>
+        <w:t>Raw race ethnicity result, 'race_ethnicity': White (specifically "white-working-class" or "blue-collar whites")</w:t>
       </w:r>
     </w:p>
     <w:p>
       <w:r>
-        <w:t>race_ethnicity_stand_flat (Standardized): White</w:t>
+        <w:t>Standardized race ethnicity result, 'race_ethnicity_stand_flat': White</w:t>
       </w:r>
     </w:p>
     <w:p>

--- a/example_articles/race_ethnicity/White/5.race_ethnicity_White_Other_publisher.docx
+++ b/example_articles/race_ethnicity/White/5.race_ethnicity_White_Other_publisher.docx
@@ -7,7 +7,13 @@
         <w:pStyle w:val="Heading1"/>
       </w:pPr>
       <w:r>
-        <w:t>Gulf contribution reflects South's military tradition</w:t>
+        <w:t>'Middletown' is fed up;</w:t>
+        <w:br/>
+        <w:t>'People are tired of being stepped on';</w:t>
+        <w:br/>
+        <w:t>'This is like 1928, before Depression';</w:t>
+        <w:br/>
+        <w:t>A visit to Muncie, Ind.</w:t>
       </w:r>
     </w:p>
     <w:p>
@@ -17,22 +23,22 @@
     </w:p>
     <w:p>
       <w:r>
-        <w:t>Date: 1990-12-12</w:t>
+        <w:t>Date: 1990-10-15</w:t>
       </w:r>
     </w:p>
     <w:p>
       <w:r>
-        <w:t>Section: NEWS; Pg. 10A; Statesline</w:t>
+        <w:t>Section: NEWS; Pg. 1A; Cover Story</w:t>
       </w:r>
     </w:p>
     <w:p>
       <w:r>
-        <w:t>Source file: Other publishers/Files (500) (27).DOCX</w:t>
+        <w:t>Source file: Other publishers/Files (500) (30).DOCX</w:t>
       </w:r>
     </w:p>
     <w:p>
       <w:r>
-        <w:t>Raw race ethnicity result, 'race_ethnicity': White (specifically "white-working-class" or "blue-collar whites")</w:t>
+        <w:t>Raw race ethnicity result, 'race_ethnicity': White</w:t>
       </w:r>
     </w:p>
     <w:p>
@@ -49,55 +55,119 @@
     </w:p>
     <w:p>
       <w:r>
-        <w:t>A fictional Southerner in Mac Hyman's No Time For Sergeants summed up why he wanted to be in the infantry, nearly 40 years ago:</w:t>
+        <w:t>For a taste of what ails the USA, pull up a stool to Frances May's lunch counter, around back of Haney's Pharmacy.</w:t>
         <w:br/>
-        <w:t>''My great-grandpa was under Stonewall Jackson in the Battle of Chancellorsville … and his brother was with Forrest and my Dad … was in the Rainbow Division and I had two brothers in the last war,'' said the character Ben.</w:t>
+        <w:t>''They're taxing the poor people to death and the price of gas is so high. It just isn't right,'' says Brenda Ferguson. ''People are tired of being stepped on. Tired to death.''</w:t>
         <w:br/>
-        <w:t>The tradition of fighting Southerners is continuing during the military buildup in the Persian Gulf. States like Mississippi, Louisiana, Tennessee, Alabama, Florida and North Carolina are contributing more than their share of the National Guard and Reserves.</w:t>
+        <w:t>An anger seems to be welling up across the land.</w:t>
         <w:br/>
-        <w:t>Statistics from the Department of Defense show Southern states lead the rest of the nation in the number of recently activated reservists. By Nov. 25, Alabama, with 3,988 activated reserve troops, had contributed nearly as many reservists to the recent call-up as much more populous California, where 4,050 had been activated.</w:t>
+        <w:t>Gas prices rise to new highs. The stock market falls. Crime is rampant. As many as 200,000 troops stand ready in the desert of Saudi Arabia. The same Congress that last year managed to agree on a fat pay raise now struggles to agree on a budget and keep the government open.</w:t>
         <w:br/>
-        <w:t>Among the leaders in numbers of activated reserves were: Arkansas, 2,221; Florida, 2,905; Georgia, 3,189; Tennessee, 3,022; South Carolina, 1,844; Louisiana, 2,390; Mississippi, 2,005; and North Carolina, 3,443.</w:t>
+        <w:t>In Muncie - long regarded as a window on Middle America - the outrage at all of this is as palpable as the chilly wind that blows the streets clean of fallen leaves.</w:t>
         <w:br/>
-        <w:t>By comparison, New York state, with a population of 17.5 million, contributed 3,065 reserve troops. Pennsylvania, more populous than any Southern state except Florida and Texas, contributed 1,578 out of its 12 million population.</w:t>
+        <w:t>''We are fairly typical,'' says Ray Scheele, political science chairman at Ball State University in Muncie. ''There's an increasing frustration with Washington.''</w:t>
         <w:br/>
-        <w:t>While these figures change daily, the pattern of contributions from individual states isn't likely to change.</w:t>
+        <w:t>There is much to assail in Washington, D.C., especially when you live in a city where bedtime is 10 p.m. and $ 1.50 buys a hot lunch of ham, string beans and sweet potatoes.</w:t>
         <w:br/>
-        <w:t>The lingering small town, rural nature of the South is a major factor in the popularity of the Guard and Reserves in the region, said Rep. G.V. ''Sonny'' Montgomery, D-Miss., a high-ranking member of the House Armed Services Committee and chairman of the House Veterans Affairs Committee.</w:t>
+        <w:t>''To these people, Washington is on the other side of the moon,'' says sociologist Alan Caruba of the National Anxiety Center.</w:t>
         <w:br/>
-        <w:t>''It is the small town South,'' said Montgomery, a World War II veteran. ''It hasn't changed. That is the way it was in World War II, Korea and Vietnam.''</w:t>
+        <w:t>The real numbers here are the ones that hit the pocketbook, not the ones over which Congress is wringing hands.</w:t>
         <w:br/>
-        <w:t>Unlike metropolitan areas where units often struggle to find volunteers, communities in the South jealously seek to get Guard and Reserve units because of their economic boost to the area, Montgomery said. These units become part of the fabric of small-town society, he said.</w:t>
+        <w:t>- That oil is up to more than $ 40 a barrel (up from $ 17 earlier this summer) means far less to Muncie than paying $ 1.34 a gallon for unleaded gasoline at Hoosier Pete's.</w:t>
         <w:br/>
-        <w:t>''It is kind of the center of the community, the armory. In the big city, you've got stadiums, coliseums, skating rinks.''</w:t>
+        <w:t>''Now they want to raise taxes on it,'' says Edna Kemmerer. Gasoline ''is like bread and milk for the working class.''</w:t>
         <w:br/>
-        <w:t>The Persian Gulf crisis has shown the Pentagon's increased dependence on these Guard and Reserve units, which play a larger role today in both support and combat missions than ever before.</w:t>
+        <w:t>- That the deficit is $ 293 billion is hard to grasp, but becomes very real when it translates into $ 12,500 in taxes for every man, woman and child in the USA.</w:t>
         <w:br/>
-        <w:t>The Pentagon has no regional breakdown of regular troops that may now be serving in the Persian Gulf.</w:t>
+        <w:t>''The way things look right now, it's not going to get any better,'' says Millie Abram, 52, wife of the city's school superintendent Sam Abram.</w:t>
         <w:br/>
-        <w:t>But with its large working class and minority population, the South is undoubtedly a major contributor. The Pentagon says that nearly 21% of all its active troops are black. Blacks make up about 13% of the nation's population and are most heavily concentrated in the South.</w:t>
+        <w:t>Raising taxes, she says, is ''something we're going to have to do. You don't like it, but you're going to have to do it.''</w:t>
         <w:br/>
-        <w:t>Many of the nation's military bases also are located in the South, where land has traditionally been cheap and the warm weather ideal for training.</w:t>
+        <w:t>- That the budget will be cut $ 50 billion this year sounds painless until seniors realize that Medicare premiums could double to $ 150 a year.</w:t>
         <w:br/>
-        <w:t>''It is a question of training troops in a mild climate and not having to heat large areas,'' said Karl Cocke, historian with the Army's Center for Military History in Washington. ''There is more room there (in the South and Southwest) for training activities.''</w:t>
+        <w:t>''That has everybody upset,'' says Clyde Nicholson, president-elect of the Muncie chapter of the American Association of Retired People.</w:t>
         <w:br/>
-        <w:t>The South's traditional patriotism, political conservatism, and economic problems have been reasons why its citizens join the military.</w:t>
+        <w:t>But not everyone has it so bad.</w:t>
         <w:br/>
-        <w:t>Those are some of the reasons that motivated Sgt. Wayne Morgan, 59, of Nettleton, Miss., a member of the Army National Guard's recently activated 155th Armored Brigade.</w:t>
+        <w:t>The city's largest industrial employer, the Ball Corp. - which made its reputation producing a U.S. staple, the glass canning jar - is trying to buy a European packaging firm that would triple Ball's size.</w:t>
         <w:br/>
-        <w:t>Some join simply out of loyalty to the country, Morgan said. Others join for that reason and because of ''hard times … like when I got in (1974).''</w:t>
+        <w:t>Duane Emerson, a Ball vice president who opposes luxury taxes as bad for business, says Muncie's captains of commerce feel less threatened than do factory workers. But, ''I feel the country is threatened if we don't get these issues resolved.''</w:t>
         <w:br/>
-        <w:t>Morgan, who worked at a garment factory in 1974, said he joined at least in part because he ''needed the extra income for my home payment.''</w:t>
+        <w:t>James Abrams, a 44-year-old machine operator at an auto parts plant, is buying and restoring a huge five-bedroom Victorian house in the neighborhood where he grew up.</w:t>
         <w:br/>
-        <w:t xml:space="preserve"> TEXT OF GRAPHIC</w:t>
+        <w:t>''From where I stand, it's not so bad,'' says Abrams. ''But a lot of people aren't in the position I'm in. I'm working overtime and bring home some good money. If it was only 40 hours a week, well, I might notice a lot of things.''</w:t>
         <w:br/>
-        <w:t>Desert Shield reservists</w:t>
+        <w:t>But beneath the veneer of pocketbook concerns is a deepening malaise that seems to be spreading.</w:t>
         <w:br/>
-        <w:t>Total number of reservists - including National Guard units - from each state called into active duty in Operation Desert Shield. The Department of Defense numbers are as of Nov. 25.</w:t>
+        <w:t>''There's an enormous amount of resentment out there,'' says Caruba. ''Americans aren't just upset, they're angry. They've come to the sad conclusion there is a vacuum of leadership in Washington.''</w:t>
         <w:br/>
-        <w:t>Guam &amp; V.I.  0</w:t>
+        <w:t>Conventional wisdom in Muncie:</w:t>
         <w:br/>
-        <w:t>Source: Department of Defense</w:t>
+        <w:t>- It's time to fish or cut bait in Saudi Arabia.</w:t>
+        <w:br/>
+        <w:t>''Peace in the Middle East is gone,'' says Joe Turner, the city police department's traffic sergeant. ''We might as well start shooting and get it over.''</w:t>
+        <w:br/>
+        <w:t>- The economy is about to head for the dumper.</w:t>
+        <w:br/>
+        <w:t>''This is like '28, before the Depression,'' says Martha Barlow, 75, a life-long resident of Muncie. ''Something's got to crack. We can't get much higher.''</w:t>
+        <w:br/>
+        <w:t>- The haggling over the budget is not nearly as bad as the 1989 pay raise for Congress.</w:t>
+        <w:br/>
+        <w:t>The pay raise, long forgotten in Washington, still rankles and is bitterly remembered here.</w:t>
+        <w:br/>
+        <w:t>''Of course it is,'' says Barlow. ''They'd just like us to forget.''</w:t>
+        <w:br/>
+        <w:t>Scheele, the political scientist, says some people already angry are mistaking Congress' messy budget process for ineptitude.</w:t>
+        <w:br/>
+        <w:t>''I'm a big defender of Congress and I'm a great defender of James Madison. He designed the government with so many checks and balances it should be frustrating to govern. But people just see a big deadlock,'' Scheele says.</w:t>
+        <w:br/>
+        <w:t>''I don't think you'll find much love of Congress at all, but you'll find a lot of support for the individual congressman,'' he says.</w:t>
+        <w:br/>
+        <w:t>Though few seem inclined to blame Democratic Rep. Phil Sharp, the local, seven-term incumbent, the GOP is trying to capitalize on anti-Congress sentiment. Its new billboard slogan: ''Enough is Enough.''</w:t>
+        <w:br/>
+        <w:t>Sharp's campaign is confident, but Sharp is shuttling between home and Washington as often as possible. This weekend, he attended three parades and two dinners at home.</w:t>
+        <w:br/>
+        <w:t>But there is support for President Bush in Muncie, despite polls that show his approval rating nationwide has fallen as low as 60%.</w:t>
+        <w:br/>
+        <w:t>''The president is doing OK. Congress is where to put the blame, especially right now,'' says Dave Jones, 37, a carpenter with a gold earring, who considers himself a liberal.</w:t>
+        <w:br/>
+        <w:t>Such sentiment seems to be rising across the nation.</w:t>
+        <w:br/>
+        <w:t>- Limitations on the terms politicians can serve are on the ballot next month in California, Colorado and Kansas City, Mo. One such limitation passed easily in Oklahoma last month.</w:t>
+        <w:br/>
+        <w:t>And there is some thought that voters are in a mood for a wholesale shuffling of Congress.</w:t>
+        <w:br/>
+        <w:t>Analysts wonder if the public is as angry as in 1982, when 23 incumbents lost seats in the U.S. House. The re-election rate for Congress was 98.5% in 1988.</w:t>
+        <w:br/>
+        <w:t>Back at the lunch counter, diners are serving up a heaping helping of answers, as well as complaints.</w:t>
+        <w:br/>
+        <w:t>''It seems I worked all my life and made do with what I had, cash on hand,'' says Frances May, arguing that Congress should learn to manage its finances the same way.</w:t>
+        <w:br/>
+        <w:t>''What gripes me most is Congress giving themselves a pay raise. If you elect people that are already in there, you're just asking for trouble,'' says Ferguson.</w:t>
+        <w:br/>
+        <w:t>''I can tell you how to solve this problem,'' says Frances Meyer, fresh from her weekly trip to the beauty parlor. ''They should give back that pay raise.''</w:t>
+        <w:br/>
+        <w:t>Says Roy Haney, the bow-tied, white-haired pharmacist who's been in business 36 years: ''In the morning all the world's problems get solved.''</w:t>
+        <w:br/>
+        <w:t>By supper, they're back again.</w:t>
+        <w:br/>
+        <w:t xml:space="preserve"> A visit to Muncie, Ind.</w:t>
+        <w:br/>
+        <w:t xml:space="preserve"> </w:t>
+        <w:br/>
+        <w:t xml:space="preserve"> Made famous by the ''Middletown'' sociological study published in 1929, Muncie has been used by sociologists 3 times to study typical life in the USA.</w:t>
+        <w:br/>
+        <w:t>Politics: Democratic Rep. Phil Sharp has represented district since 1974, winning last race with 53% of vote; 60% voted for Bush-Quayle.</w:t>
+        <w:br/>
+        <w:t>Population: 79,000; 81% white.</w:t>
+        <w:br/>
+        <w:t>Schools: Three high schools, one private. Central High, 10-time state basketball champion, was model for the big-city team that lost in the movie Hoosiers.</w:t>
+        <w:br/>
+        <w:t>College: Ball State University, founded in 1918.</w:t>
+        <w:br/>
+        <w:t>Median home value: $ 38,400.</w:t>
+        <w:br/>
+        <w:t>Industry: Auto parts; Ball Corp. headquarters.</w:t>
         <w:br/>
         <w:br/>
         <w:t>Graphic</w:t>
@@ -105,11 +175,11 @@
         <w:br/>
         <w:t xml:space="preserve"> </w:t>
         <w:br/>
-        <w:t>b/w, Source: Department of Defense; PHOTO; b/w, Fred Bayles, AP</w:t>
+        <w:t>color, USA TODAY (Map, Muncie, Indiana); PHOTO; color, Mary Ann Carter (Frances May); PHOTO; color, Mary Ann Carter (Millie Abram); PHOTO; b/w, Mary Ann Carter (Muncie, Indiana, James Abrams, Howard Jarvis)</w:t>
         <w:br/>
         <w:t xml:space="preserve"> </w:t>
         <w:br/>
-        <w:t>CUTLINE: GULF GOODBYE: National Guard member Ulysses Calhoun kisses daughter Whitney before leaving South Carolina for Saudi Arabia on Sept. 17.</w:t>
+        <w:t>CUTLINE: MAKING DO: Frances May, at her Muncie, Ind., lunch counter: 'I made do with what I had, cash on hand.' She says Congress should learn to manage its finances the same way. CUTLINE: NO BETTER: Says Millie Abram: 'The way things look right now, it's not going to get any better.' CUTLINE: RESTORATION: In the midst of fixing up an old house, James Abrams, right, goes over aluminum siding samples with salesman Howard Jarvis.</w:t>
       </w:r>
     </w:p>
     <w:sectPr>

--- a/example_articles/race_ethnicity/White/5.race_ethnicity_White_Other_publisher.docx
+++ b/example_articles/race_ethnicity/White/5.race_ethnicity_White_Other_publisher.docx
@@ -7,13 +7,7 @@
         <w:pStyle w:val="Heading1"/>
       </w:pPr>
       <w:r>
-        <w:t>'Middletown' is fed up;</w:t>
-        <w:br/>
-        <w:t>'People are tired of being stepped on';</w:t>
-        <w:br/>
-        <w:t>'This is like 1928, before Depression';</w:t>
-        <w:br/>
-        <w:t>A visit to Muncie, Ind.</w:t>
+        <w:t>BRITAIN'S CANALS AND WATER PATHS CRISSCROSS HISTORY</w:t>
       </w:r>
     </w:p>
     <w:p>
@@ -23,17 +17,17 @@
     </w:p>
     <w:p>
       <w:r>
-        <w:t>Date: 1990-10-15</w:t>
+        <w:t>Date: 1997-07-13</w:t>
       </w:r>
     </w:p>
     <w:p>
       <w:r>
-        <w:t>Section: NEWS; Pg. 1A; Cover Story</w:t>
+        <w:t>Section: TRAVEL,</w:t>
       </w:r>
     </w:p>
     <w:p>
       <w:r>
-        <w:t>Source file: Other publishers/Files (500) (30).DOCX</w:t>
+        <w:t>Source file: Other publishers/Files (500) (29).DOCX</w:t>
       </w:r>
     </w:p>
     <w:p>
@@ -55,119 +49,101 @@
     </w:p>
     <w:p>
       <w:r>
-        <w:t>For a taste of what ails the USA, pull up a stool to Frances May's lunch counter, around back of Haney's Pharmacy.</w:t>
+        <w:t>Tucked into Britain's sprawling cities and its gentle green countryside are more than 2,000 miles of canals.</w:t>
         <w:br/>
-        <w:t>''They're taxing the poor people to death and the price of gas is so high. It just isn't right,'' says Brenda Ferguson. ''People are tired of being stepped on. Tired to death.''</w:t>
+        <w:t>Built in the late 1700s and 1800s for moving freight by boat, these water roads crisscross the country. While a growing number of Britons boat, walk, bird-watch and fish along them, they're little known to most visitors.</w:t>
         <w:br/>
-        <w:t>An anger seems to be welling up across the land.</w:t>
+        <w:t>Yet for travelers who like messing around on boats, or walking alongside them on the ''towpaths,'' the canals are an excellent way to go.</w:t>
         <w:br/>
-        <w:t>Gas prices rise to new highs. The stock market falls. Crime is rampant. As many as 200,000 troops stand ready in the desert of Saudi Arabia. The same Congress that last year managed to agree on a fat pay raise now struggles to agree on a budget and keep the government open.</w:t>
+        <w:t>They take travelers through miles of rolling countryside to the historic town of Bath and the Shakespeare country of Stratford-upon-Avon, to tiny Welsh villages or through cities like London and Birmingham.</w:t>
         <w:br/>
-        <w:t>In Muncie - long regarded as a window on Middle America - the outrage at all of this is as palpable as the chilly wind that blows the streets clean of fallen leaves.</w:t>
+        <w:t>I first stumbled upon the canals while living in London years ago. An avid walker but tired of the city's busy streets, I peered over the side of a bridge to see a quiet waterway below, less than 20 feet wide, edged by a walking path.</w:t>
         <w:br/>
-        <w:t>''We are fairly typical,'' says Ray Scheele, political science chairman at Ball State University in Muncie. ''There's an increasing frustration with Washington.''</w:t>
+        <w:t>It was Regent's Canal which, combined with several other canals, winds for dozens of miles through London. These link to other canals that meander all over Britain, some leading hundreds of miles north into England's industrial heartland around Birmingham and Manchester.</w:t>
         <w:br/>
-        <w:t>There is much to assail in Washington, D.C., especially when you live in a city where bedtime is 10 p.m. and $ 1.50 buys a hot lunch of ham, string beans and sweet potatoes.</w:t>
+        <w:t>I soon became a regular walker on the paths that border London's canals. Each weekend I'd set out with a city map (although the canals were marked only sketchily), a friend and only a vague idea of how far we'd get and what we'd find along the way.</w:t>
         <w:br/>
-        <w:t>''To these people, Washington is on the other side of the moon,'' says sociologist Alan Caruba of the National Anxiety Center.</w:t>
+        <w:t>Our canalside walks took us through the decaying industrial backside of London and the lush greenery of occasional parks, past grand mansions and dismal, concrete slabs of public-housing apartments.</w:t>
         <w:br/>
-        <w:t>The real numbers here are the ones that hit the pocketbook, not the ones over which Congress is wringing hands.</w:t>
+        <w:t>Along the way we discovered the 200-year-old architectural heritage of England's canals - the wood-gated locks that regulate the canals' levels and move boats up and down; the brick cottages where the lock-keepers who maintained the locks used to live; graceful iron footbridges spanning the waterways; and cavernous, deserted 19th-century warehouses where pigeons were the only occupants of the canalside loading docks.</w:t>
         <w:br/>
-        <w:t>- That oil is up to more than $ 40 a barrel (up from $ 17 earlier this summer) means far less to Muncie than paying $ 1.34 a gallon for unleaded gasoline at Hoosier Pete's.</w:t>
+        <w:t>Occasionally we'd come across pubs by the canals. Once they were packed with last century's boatmen who ran freight boats along the canals. For us modern-day walkers the pubs were equally welcome.</w:t>
         <w:br/>
-        <w:t>''Now they want to raise taxes on it,'' says Edna Kemmerer. Gasoline ''is like bread and milk for the working class.''</w:t>
+        <w:t>Construction of the canals - there are some in Wales and Scotland but most are in England - began in the 1790s and lasted for a century. Business tycoons, riding high on the Industrial Revolution, needed a faster, better way to move their coal, iron, cotton and other goods.</w:t>
         <w:br/>
-        <w:t>- That the deficit is $ 293 billion is hard to grasp, but becomes very real when it translates into $ 12,500 in taxes for every man, woman and child in the USA.</w:t>
+        <w:t>Horses and wagons were a slow, expensive way to go on the country's rutted roads; the railways, which along with this century's roads would turn the canals into industrial has-beens, weren't yet a force.</w:t>
         <w:br/>
-        <w:t>''The way things look right now, it's not going to get any better,'' says Millie Abram, 52, wife of the city's school superintendent Sam Abram.</w:t>
+        <w:t>Inspired by the canals of Holland, some 18th-century English entrepreneurs decided canal-going boats would be cheap and reliable.</w:t>
         <w:br/>
-        <w:t>Raising taxes, she says, is ''something we're going to have to do. You don't like it, but you're going to have to do it.''</w:t>
+        <w:t>They formed private companies to build the canals and employed vast gangs of men who dug them with picks and shovels.</w:t>
         <w:br/>
-        <w:t>- That the budget will be cut $ 50 billion this year sounds painless until seniors realize that Medicare premiums could double to $ 150 a year.</w:t>
+        <w:t>By the late 1800s, after a century of construction, about 3,500 miles of canals ran like a watery spider's web across Britain, linking booming inland cities to seaports and London.</w:t>
         <w:br/>
-        <w:t>''That has everybody upset,'' says Clyde Nicholson, president-elect of the Muncie chapter of the American Association of Retired People.</w:t>
+        <w:t>All through the 19th century, canals were the arteries of British industry, with an endless caravan of boats carrying freight to and from the mills, mines and factories.</w:t>
         <w:br/>
-        <w:t>But not everyone has it so bad.</w:t>
+        <w:t>A toll was charged for each boat (or for each passenger since some vessels also were early mass transit).</w:t>
         <w:br/>
-        <w:t>The city's largest industrial employer, the Ball Corp. - which made its reputation producing a U.S. staple, the glass canning jar - is trying to buy a European packaging firm that would triple Ball's size.</w:t>
+        <w:t>Boatmen and their families lived aboard, a floating subculture who decorated their craft with bright paintings of flowers and hung lace curtains at the windows.</w:t>
         <w:br/>
-        <w:t>Duane Emerson, a Ball vice president who opposes luxury taxes as bad for business, says Muncie's captains of commerce feel less threatened than do factory workers. But, ''I feel the country is threatened if we don't get these issues resolved.''</w:t>
+        <w:t>Today's visitors can float in their footsteps, renting diesel-engine-powered narrow boats for a weekend or a week from dozens of companies scattered through England.</w:t>
         <w:br/>
-        <w:t>James Abrams, a 44-year-old machine operator at an auto parts plant, is buying and restoring a huge five-bedroom Victorian house in the neighborhood where he grew up.</w:t>
+        <w:t>Or ''hotel boats'' will take them on a slow-going canal tour.</w:t>
         <w:br/>
-        <w:t>''From where I stand, it's not so bad,'' says Abrams. ''But a lot of people aren't in the position I'm in. I'm working overtime and bring home some good money. If it was only 40 hours a week, well, I might notice a lot of things.''</w:t>
+        <w:t>Those who prefer to walk can stroll for an hour or days along the canals' towpaths - so named because the early narrow boats were towed by horses that plodded along the canals and pulled the boats behind them on ropes.</w:t>
         <w:br/>
-        <w:t>But beneath the veneer of pocketbook concerns is a deepening malaise that seems to be spreading.</w:t>
+        <w:t>Visitors to London can get a feel for Britain's canals in just a few hours by visiting Camden Lock in north London. It's in the heart of the Camden Town neighborhood, 15 minutes by the Underground (London's subway) from the city center.</w:t>
         <w:br/>
-        <w:t>''There's an enormous amount of resentment out there,'' says Caruba. ''Americans aren't just upset, they're angry. They've come to the sad conclusion there is a vacuum of leadership in Washington.''</w:t>
+        <w:t>Regent's Canal opened in 1820 and passes through a wood-gated lock here. The 19th-century warehouses and stables near Camden Lock have been converted into trendy shops and cafes as the neighborhood, once a working-class home to Greek and Irish immigrants, keeps going upscale.</w:t>
         <w:br/>
-        <w:t>Conventional wisdom in Muncie:</w:t>
+        <w:t>On weekends, cobbled courtyards in front of Camden Lock's buildings are crammed with the stalls and customers of an outdoor market. Called Camden Market, it's a post-hippy, neo-punk place, just the spot to buy nose rings or vegetarian fast food (books, CDs and clothes also are sold).</w:t>
         <w:br/>
-        <w:t>- It's time to fish or cut bait in Saudi Arabia.</w:t>
+        <w:t>But there's always room to move on the Regent's Canal towpath which leads east from Camden Lock about eight miles, passing through gritty neighborhoods to a dock on the Thames River.</w:t>
         <w:br/>
-        <w:t>''Peace in the Middle East is gone,'' says Joe Turner, the city police department's traffic sergeant. ''We might as well start shooting and get it over.''</w:t>
+        <w:t>On the 25-minute walk to Regent's Park, tall 19th-century houses border the canal with their back yards ending in the water; householders keep their rowboats moored to poles stuck in the canal banks or tied to tree limbs. Men and boys bring stools to the towpath and sit silently fishing the still, murky waters.</w:t>
         <w:br/>
-        <w:t>- The economy is about to head for the dumper.</w:t>
+        <w:t>Joggers grow plentiful where the canal skirts the north end of Regent's Park, a 410-acre swath of greenery.</w:t>
         <w:br/>
-        <w:t>''This is like '28, before the Depression,'' says Martha Barlow, 75, a life-long resident of Muncie. ''Something's got to crack. We can't get much higher.''</w:t>
+        <w:t>An easy way to explore Regent's Canal is on a narrow-boat tour from Camden Lock through Regent's Park to Little Venice, a canal basin ringed with elegant homes.</w:t>
         <w:br/>
-        <w:t>- The haggling over the budget is not nearly as bad as the 1989 pay raise for Congress.</w:t>
+        <w:t>Little Venice is a triangular canal basin, about a half-block across, surrounded by elegant 19th-century homes festooned with burglar alarms and Jaguars in the driveways.</w:t>
         <w:br/>
-        <w:t>The pay raise, long forgotten in Washington, still rankles and is bitterly remembered here.</w:t>
+        <w:t>Other Little Venice residents live more simply in dozens of narrow boats moored along the canal.</w:t>
         <w:br/>
-        <w:t>''Of course it is,'' says Barlow. ''They'd just like us to forget.''</w:t>
+        <w:t>Take the canal boat back - it goes hourly each day in summer - or walk.</w:t>
         <w:br/>
-        <w:t>Scheele, the political scientist, says some people already angry are mistaking Congress' messy budget process for ineptitude.</w:t>
+        <w:t>Why rush? Pause midway to explore Regent's Park and its zoo; climb nearby Parliament Hill with its views over the city; or relax in one of the ornate Victorian pubs.</w:t>
         <w:br/>
-        <w:t>''I'm a big defender of Congress and I'm a great defender of James Madison. He designed the government with so many checks and balances it should be frustrating to govern. But people just see a big deadlock,'' Scheele says.</w:t>
-        <w:br/>
-        <w:t>''I don't think you'll find much love of Congress at all, but you'll find a lot of support for the individual congressman,'' he says.</w:t>
-        <w:br/>
-        <w:t>Though few seem inclined to blame Democratic Rep. Phil Sharp, the local, seven-term incumbent, the GOP is trying to capitalize on anti-Congress sentiment. Its new billboard slogan: ''Enough is Enough.''</w:t>
-        <w:br/>
-        <w:t>Sharp's campaign is confident, but Sharp is shuttling between home and Washington as often as possible. This weekend, he attended three parades and two dinners at home.</w:t>
-        <w:br/>
-        <w:t>But there is support for President Bush in Muncie, despite polls that show his approval rating nationwide has fallen as low as 60%.</w:t>
-        <w:br/>
-        <w:t>''The president is doing OK. Congress is where to put the blame, especially right now,'' says Dave Jones, 37, a carpenter with a gold earring, who considers himself a liberal.</w:t>
-        <w:br/>
-        <w:t>Such sentiment seems to be rising across the nation.</w:t>
-        <w:br/>
-        <w:t>- Limitations on the terms politicians can serve are on the ballot next month in California, Colorado and Kansas City, Mo. One such limitation passed easily in Oklahoma last month.</w:t>
-        <w:br/>
-        <w:t>And there is some thought that voters are in a mood for a wholesale shuffling of Congress.</w:t>
-        <w:br/>
-        <w:t>Analysts wonder if the public is as angry as in 1982, when 23 incumbents lost seats in the U.S. House. The re-election rate for Congress was 98.5% in 1988.</w:t>
-        <w:br/>
-        <w:t>Back at the lunch counter, diners are serving up a heaping helping of answers, as well as complaints.</w:t>
-        <w:br/>
-        <w:t>''It seems I worked all my life and made do with what I had, cash on hand,'' says Frances May, arguing that Congress should learn to manage its finances the same way.</w:t>
-        <w:br/>
-        <w:t>''What gripes me most is Congress giving themselves a pay raise. If you elect people that are already in there, you're just asking for trouble,'' says Ferguson.</w:t>
-        <w:br/>
-        <w:t>''I can tell you how to solve this problem,'' says Frances Meyer, fresh from her weekly trip to the beauty parlor. ''They should give back that pay raise.''</w:t>
-        <w:br/>
-        <w:t>Says Roy Haney, the bow-tied, white-haired pharmacist who's been in business 36 years: ''In the morning all the world's problems get solved.''</w:t>
-        <w:br/>
-        <w:t>By supper, they're back again.</w:t>
-        <w:br/>
-        <w:t xml:space="preserve"> A visit to Muncie, Ind.</w:t>
+        <w:t>Many canals were abandoned as the freight business shifted to trains and then trucks. Although the British government took over the canals during World War II, by the 1960s hundreds of miles had silted up and the wooden lock gates had sprung fatal leaks.</w:t>
         <w:br/>
         <w:t xml:space="preserve"> </w:t>
         <w:br/>
-        <w:t xml:space="preserve"> Made famous by the ''Middletown'' sociological study published in 1929, Muncie has been used by sociologists 3 times to study typical life in the USA.</w:t>
+        <w:t>In recent decades, conservation groups and British Waterways, a government agency that manages the canals, have restored and reopened some for recreation. The 2,000 miles of canals and towpaths that remain are an unusual, slow-going way to explore Britain's history and landscapes.</w:t>
         <w:br/>
-        <w:t>Politics: Democratic Rep. Phil Sharp has represented district since 1974, winning last race with 53% of vote; 60% voted for Bush-Quayle.</w:t>
+        <w:t xml:space="preserve"> </w:t>
         <w:br/>
-        <w:t>Population: 79,000; 81% white.</w:t>
+        <w:t xml:space="preserve"> If you go . . .</w:t>
         <w:br/>
-        <w:t>Schools: Three high schools, one private. Central High, 10-time state basketball champion, was model for the big-city team that lost in the movie Hoosiers.</w:t>
+        <w:t>Some suggestions for those who want to explore Britain's canals by boat or foot:</w:t>
         <w:br/>
-        <w:t>College: Ball State University, founded in 1918.</w:t>
+        <w:t>Dozens of British companies rent self-skippered narrow boats for a weekend or longer. Companies will give instruction on how to operate the boats and canal locks.</w:t>
         <w:br/>
-        <w:t>Median home value: $ 38,400.</w:t>
+        <w:t>To decide which area of Britain to go canal-cruising in, phone the British Tourist Authority in New York (800-462-2748) and ask for ''Waterway: Britain and Ireland.''</w:t>
         <w:br/>
-        <w:t>Industry: Auto parts; Ball Corp. headquarters.</w:t>
+        <w:t>The 42-page free booklet describes the major canals in cities and rural areas. It also lists companies that rent narrow boats.</w:t>
+        <w:br/>
+        <w:t>Some U.S. travel agents or boat-charter companies may be able to book canal trips. U.K. Waterway Holidays, one of the larger ones, can be reached in the U.S. through its agent, Jody Lexow Yacht Charters: (800) 662-2628.</w:t>
+        <w:br/>
+        <w:t>WALKING: ''Walking in Britain'' (Lonely Planet, $ 17.95) describes a day-long route along the Kennett &amp; Avon Canal in southern England near the city of Bath.</w:t>
+        <w:br/>
+        <w:t>For visitors to London who want to explore Regent's Canal, ''Eyewitness Travel Guides: London'' (Dorling Kindersley Publishers, $ 24.95) has a good map and description of the towpath walk along Regent's Canal between Camden Town and Little Venice.</w:t>
+        <w:br/>
+        <w:t>''London Companion'' (Fodor's, $ 17) has excellent historical background on the canal and the Camden Town/Regent's Park area.</w:t>
+        <w:br/>
+        <w:t>LONDON CANAL RIDES: The London Waterbus Co. offers canal-boat tours daily from April until late October between Camden Lock and Little Venice. Boats depart on the hour from each area, from 10 a.m. to 5 p.m. daily. Tickets cost $ 6.40 one way, $ 8.30 round trip; they are sold on the boats.</w:t>
+        <w:br/>
+        <w:t xml:space="preserve"> </w:t>
+        <w:br/>
+        <w:t>For London Waterbus information phone from the U.S., (011-44-171) 482-2660 for recorded information or (011-44-171) 482-2550 for the office.</w:t>
         <w:br/>
         <w:br/>
         <w:t>Graphic</w:t>
@@ -175,11 +151,7 @@
         <w:br/>
         <w:t xml:space="preserve"> </w:t>
         <w:br/>
-        <w:t>color, USA TODAY (Map, Muncie, Indiana); PHOTO; color, Mary Ann Carter (Frances May); PHOTO; color, Mary Ann Carter (Millie Abram); PHOTO; b/w, Mary Ann Carter (Muncie, Indiana, James Abrams, Howard Jarvis)</w:t>
-        <w:br/>
-        <w:t xml:space="preserve"> </w:t>
-        <w:br/>
-        <w:t>CUTLINE: MAKING DO: Frances May, at her Muncie, Ind., lunch counter: 'I made do with what I had, cash on hand.' She says Congress should learn to manage its finances the same way. CUTLINE: NO BETTER: Says Millie Abram: 'The way things look right now, it's not going to get any better.' CUTLINE: RESTORATION: In the midst of fixing up an old house, James Abrams, right, goes over aluminum siding samples with salesman Howard Jarvis.</w:t>
+        <w:t>PHOTO, PHOTO: Knight-Ridder: The London Waterbus Co. offers tours of; Regent's Canal in converted narrow boats like the Gardenia.</w:t>
       </w:r>
     </w:p>
     <w:sectPr>

--- a/example_articles/race_ethnicity/White/5.race_ethnicity_White_Other_publisher.docx
+++ b/example_articles/race_ethnicity/White/5.race_ethnicity_White_Other_publisher.docx
@@ -32,7 +32,7 @@
     </w:p>
     <w:p>
       <w:r>
-        <w:t>Raw race ethnicity result, 'race_ethnicity': White</w:t>
+        <w:t>Raw race ethnicity result, 'race_ethnicity': White (working-class home to Greek and Irish immigrants historically)</w:t>
       </w:r>
     </w:p>
     <w:p>
